--- a/src/main/resources/com/example/museumcatalog/templates/responsible_storage.docx
+++ b/src/main/resources/com/example/museumcatalog/templates/responsible_storage.docx
@@ -362,7 +362,27 @@
           <w:szCs w:val="28"/>
           <w:u w:val="single"/>
         </w:rPr>
-        <w:t>${employees}</w:t>
+        <w:t>${</w:t>
+      </w:r>
+      <w:proofErr w:type="spellStart"/>
+      <w:r>
+        <w:rPr>
+          <w:rFonts w:ascii="Times New Roman" w:hAnsi="Times New Roman" w:cs="Times New Roman"/>
+          <w:sz w:val="28"/>
+          <w:szCs w:val="28"/>
+          <w:u w:val="single"/>
+        </w:rPr>
+        <w:t>acceptedBy</w:t>
+      </w:r>
+      <w:proofErr w:type="spellEnd"/>
+      <w:r>
+        <w:rPr>
+          <w:rFonts w:ascii="Times New Roman" w:hAnsi="Times New Roman" w:cs="Times New Roman"/>
+          <w:sz w:val="28"/>
+          <w:szCs w:val="28"/>
+          <w:u w:val="single"/>
+        </w:rPr>
+        <w:t>}</w:t>
       </w:r>
     </w:p>
     <w:p>
@@ -635,32 +655,6 @@
                 <w:szCs w:val="24"/>
               </w:rPr>
             </w:pPr>
-            <w:r>
-              <w:rPr>
-                <w:rFonts w:ascii="Times New Roman" w:eastAsia="Times New Roman" w:hAnsi="Times New Roman" w:cs="Times New Roman"/>
-                <w:sz w:val="24"/>
-                <w:szCs w:val="24"/>
-              </w:rPr>
-              <w:t>${</w:t>
-            </w:r>
-            <w:proofErr w:type="spellStart"/>
-            <w:r>
-              <w:rPr>
-                <w:rFonts w:ascii="Times New Roman" w:eastAsia="Times New Roman" w:hAnsi="Times New Roman" w:cs="Times New Roman"/>
-                <w:sz w:val="24"/>
-                <w:szCs w:val="24"/>
-              </w:rPr>
-              <w:t>material</w:t>
-            </w:r>
-            <w:proofErr w:type="spellEnd"/>
-            <w:r>
-              <w:rPr>
-                <w:rFonts w:ascii="Times New Roman" w:eastAsia="Times New Roman" w:hAnsi="Times New Roman" w:cs="Times New Roman"/>
-                <w:sz w:val="24"/>
-                <w:szCs w:val="24"/>
-              </w:rPr>
-              <w:t>}</w:t>
-            </w:r>
           </w:p>
         </w:tc>
       </w:tr>
@@ -1220,6 +1214,110 @@
           <w:szCs w:val="28"/>
         </w:rPr>
       </w:pPr>
+    </w:p>
+    <w:p>
+      <w:pPr>
+        <w:spacing w:after="0" w:line="240" w:lineRule="auto"/>
+        <w:rPr>
+          <w:rFonts w:ascii="Times New Roman" w:hAnsi="Times New Roman" w:cs="Times New Roman"/>
+          <w:sz w:val="28"/>
+          <w:szCs w:val="28"/>
+        </w:rPr>
+      </w:pPr>
+      <w:r>
+        <w:rPr>
+          <w:rFonts w:ascii="Times New Roman" w:hAnsi="Times New Roman" w:cs="Times New Roman"/>
+          <w:sz w:val="28"/>
+          <w:szCs w:val="28"/>
+        </w:rPr>
+        <w:t>Передал:</w:t>
+      </w:r>
+      <w:r>
+        <w:rPr>
+          <w:rFonts w:ascii="Times New Roman" w:hAnsi="Times New Roman" w:cs="Times New Roman"/>
+          <w:sz w:val="28"/>
+          <w:szCs w:val="28"/>
+        </w:rPr>
+        <w:t xml:space="preserve"> </w:t>
+      </w:r>
+      <w:r>
+        <w:rPr>
+          <w:rFonts w:ascii="Times New Roman" w:hAnsi="Times New Roman" w:cs="Times New Roman"/>
+          <w:sz w:val="28"/>
+          <w:szCs w:val="28"/>
+        </w:rPr>
+        <w:t>${</w:t>
+      </w:r>
+      <w:proofErr w:type="spellStart"/>
+      <w:r>
+        <w:rPr>
+          <w:rFonts w:ascii="Times New Roman" w:hAnsi="Times New Roman" w:cs="Times New Roman"/>
+          <w:sz w:val="28"/>
+          <w:szCs w:val="28"/>
+        </w:rPr>
+        <w:t>ownerOnlyFio</w:t>
+      </w:r>
+      <w:proofErr w:type="spellEnd"/>
+      <w:r>
+        <w:rPr>
+          <w:rFonts w:ascii="Times New Roman" w:hAnsi="Times New Roman" w:cs="Times New Roman"/>
+          <w:sz w:val="28"/>
+          <w:szCs w:val="28"/>
+        </w:rPr>
+        <w:t>}</w:t>
+      </w:r>
+    </w:p>
+    <w:p>
+      <w:pPr>
+        <w:spacing w:after="0" w:line="240" w:lineRule="auto"/>
+        <w:rPr>
+          <w:rFonts w:ascii="Times New Roman" w:hAnsi="Times New Roman" w:cs="Times New Roman"/>
+          <w:sz w:val="28"/>
+          <w:szCs w:val="28"/>
+        </w:rPr>
+      </w:pPr>
+      <w:r>
+        <w:rPr>
+          <w:rFonts w:ascii="Times New Roman" w:hAnsi="Times New Roman" w:cs="Times New Roman"/>
+          <w:sz w:val="28"/>
+          <w:szCs w:val="28"/>
+        </w:rPr>
+        <w:t>Принял на ответственное хранение:</w:t>
+      </w:r>
+      <w:r>
+        <w:rPr>
+          <w:rFonts w:ascii="Times New Roman" w:hAnsi="Times New Roman" w:cs="Times New Roman"/>
+          <w:sz w:val="28"/>
+          <w:szCs w:val="28"/>
+        </w:rPr>
+        <w:t xml:space="preserve"> </w:t>
+      </w:r>
+      <w:r>
+        <w:rPr>
+          <w:rFonts w:ascii="Times New Roman" w:hAnsi="Times New Roman" w:cs="Times New Roman"/>
+          <w:sz w:val="28"/>
+          <w:szCs w:val="28"/>
+        </w:rPr>
+        <w:t>${</w:t>
+      </w:r>
+      <w:proofErr w:type="spellStart"/>
+      <w:r>
+        <w:rPr>
+          <w:rFonts w:ascii="Times New Roman" w:hAnsi="Times New Roman" w:cs="Times New Roman"/>
+          <w:sz w:val="28"/>
+          <w:szCs w:val="28"/>
+        </w:rPr>
+        <w:t>acceptedBy</w:t>
+      </w:r>
+      <w:proofErr w:type="spellEnd"/>
+      <w:r>
+        <w:rPr>
+          <w:rFonts w:ascii="Times New Roman" w:hAnsi="Times New Roman" w:cs="Times New Roman"/>
+          <w:sz w:val="28"/>
+          <w:szCs w:val="28"/>
+        </w:rPr>
+        <w:t>}</w:t>
+      </w:r>
       <w:bookmarkStart w:id="0" w:name="_GoBack"/>
       <w:bookmarkEnd w:id="0"/>
     </w:p>
@@ -1230,42 +1328,6 @@
           <w:rFonts w:ascii="Times New Roman" w:hAnsi="Times New Roman" w:cs="Times New Roman"/>
           <w:sz w:val="28"/>
           <w:szCs w:val="28"/>
-        </w:rPr>
-      </w:pPr>
-      <w:r>
-        <w:rPr>
-          <w:rFonts w:ascii="Times New Roman" w:hAnsi="Times New Roman" w:cs="Times New Roman"/>
-          <w:sz w:val="28"/>
-          <w:szCs w:val="28"/>
-        </w:rPr>
-        <w:t>Передал:</w:t>
-      </w:r>
-    </w:p>
-    <w:p>
-      <w:pPr>
-        <w:spacing w:after="0" w:line="240" w:lineRule="auto"/>
-        <w:rPr>
-          <w:rFonts w:ascii="Times New Roman" w:hAnsi="Times New Roman" w:cs="Times New Roman"/>
-          <w:sz w:val="28"/>
-          <w:szCs w:val="28"/>
-        </w:rPr>
-      </w:pPr>
-      <w:r>
-        <w:rPr>
-          <w:rFonts w:ascii="Times New Roman" w:hAnsi="Times New Roman" w:cs="Times New Roman"/>
-          <w:sz w:val="28"/>
-          <w:szCs w:val="28"/>
-        </w:rPr>
-        <w:t>Принял на ответственное хранение:</w:t>
-      </w:r>
-    </w:p>
-    <w:p>
-      <w:pPr>
-        <w:spacing w:after="0" w:line="240" w:lineRule="auto"/>
-        <w:rPr>
-          <w:rFonts w:ascii="Times New Roman" w:hAnsi="Times New Roman" w:cs="Times New Roman"/>
-          <w:sz w:val="28"/>
-          <w:szCs w:val="28"/>
           <w:lang w:val="en-US"/>
         </w:rPr>
       </w:pPr>
@@ -1293,7 +1355,7 @@
           <w:szCs w:val="28"/>
           <w:lang w:val="en-US"/>
         </w:rPr>
-        <w:t>${employees}</w:t>
+        <w:t>${presentedBy}</w:t>
       </w:r>
     </w:p>
     <w:p>
